--- a/Task 6/task 6.docx
+++ b/Task 6/task 6.docx
@@ -263,7 +263,13 @@
     </w:p>
     <w:p>
       <w:r>
-        <w:t>                  "Roll No:101",</w:t>
+        <w:t>                  "Roll No:</w:t>
+      </w:r>
+      <w:r>
+        <w:t>2415000198</w:t>
+      </w:r>
+      <w:r>
+        <w:t>",</w:t>
       </w:r>
     </w:p>
     <w:p>
@@ -324,10 +330,10 @@
         </w:rPr>
         <w:lastRenderedPageBreak/>
         <w:drawing>
-          <wp:inline distT="0" distB="0" distL="0" distR="0" wp14:anchorId="5FB95B5B" wp14:editId="0199B431">
+          <wp:inline distT="0" distB="0" distL="0" distR="0" wp14:anchorId="4E432E90" wp14:editId="630436E0">
             <wp:extent cx="3716020" cy="8229600"/>
             <wp:effectExtent l="0" t="0" r="0" b="0"/>
-            <wp:docPr id="281445190" name="Picture 1"/>
+            <wp:docPr id="1372689892" name="Picture 1"/>
             <wp:cNvGraphicFramePr>
               <a:graphicFrameLocks xmlns:a="http://schemas.openxmlformats.org/drawingml/2006/main" noChangeAspect="1"/>
             </wp:cNvGraphicFramePr>
@@ -986,6 +992,7 @@
   <w:style w:type="character" w:default="1" w:styleId="DefaultParagraphFont">
     <w:name w:val="Default Paragraph Font"/>
     <w:uiPriority w:val="1"/>
+    <w:semiHidden/>
     <w:unhideWhenUsed/>
   </w:style>
   <w:style w:type="table" w:default="1" w:styleId="TableNormal">
